--- a/docs/PRODUCT_SPECIFICATION.docx
+++ b/docs/PRODUCT_SPECIFICATION.docx
@@ -22,8 +22,7 @@
           <w:sz w:val="22"/>
           <w:szCs w:val="22"/>
         </w:rPr>
-        <w:t xml:space="preserve">DMS — Document Management System
-</w:t>
+        <w:t xml:space="preserve">DMS — Document Management System</w:t>
       </w:r>
     </w:p>
     <w:p>
@@ -36,8 +35,7 @@
           <w:sz w:val="22"/>
           <w:szCs w:val="22"/>
         </w:rPr>
-        <w:t xml:space="preserve">Version: 1.2.0
-</w:t>
+        <w:t xml:space="preserve">Version: 1.1.0</w:t>
       </w:r>
     </w:p>
     <w:p>
@@ -50,8 +48,7 @@
           <w:sz w:val="22"/>
           <w:szCs w:val="22"/>
         </w:rPr>
-        <w:t xml:space="preserve">Date: April 14, 2026
-</w:t>
+        <w:t xml:space="preserve">Date: March 10, 2026</w:t>
       </w:r>
     </w:p>
     <w:p>
@@ -64,8 +61,7 @@
           <w:sz w:val="22"/>
           <w:szCs w:val="22"/>
         </w:rPr>
-        <w:t xml:space="preserve">Organization: Astara Hotel &amp; Pentacity Hotel
-</w:t>
+        <w:t xml:space="preserve">Organization: Astara Hotel &amp; Pentacity Hotel</w:t>
       </w:r>
     </w:p>
     <w:p/>
@@ -320,8 +316,7 @@
           <w:sz w:val="22"/>
           <w:szCs w:val="22"/>
         </w:rPr>
-        <w:t xml:space="preserve">DMS (Document Management System) is an internal web application designed to digitize the document approval workflow for hotel operations across Astara Hotel and Pentacity Hotel. It replaces the manual, paper-based document routing process with a streamlined digital platform featuring multi-step approval chains and automatic digital signature stamping on PDF documents.
-</w:t>
+        <w:t xml:space="preserve">DMS (Document Management System) is an internal web application designed to digitize the document approval workflow for hotel operations across Astara Hotel and Pentacity Hotel. It replaces the manual, paper-based document routing process with a streamlined digital platform featuring multi-step approval chains and automatic digital signature stamping on PDF documents.</w:t>
       </w:r>
     </w:p>
     <w:p/>
@@ -345,8 +340,7 @@
           <w:sz w:val="22"/>
           <w:szCs w:val="22"/>
         </w:rPr>
-        <w:t xml:space="preserve">Hotel operations involve daily processing of Purchase Orders, Cash Advances, Petty Cash vouchers, and Memos — all requiring multi-level management approval. The legacy paper-based process suffers from:
-</w:t>
+        <w:t xml:space="preserve">Hotel operations involve daily processing of Purchase Orders, Cash Advances, Petty Cash vouchers, and Memos — all requiring multi-level management approval. The legacy paper-based process suffers from:</w:t>
       </w:r>
     </w:p>
     <w:p/>
@@ -427,8 +421,7 @@
           <w:sz w:val="22"/>
           <w:szCs w:val="22"/>
         </w:rPr>
-        <w:t xml:space="preserve">DMS addresses these through:
-</w:t>
+        <w:t xml:space="preserve">DMS addresses these through:</w:t>
       </w:r>
     </w:p>
     <w:p/>
@@ -1520,8 +1513,7 @@
 └──────────────────────────┘      │    Multer 1.4 (File Upload)   │
                                   │    Python (PyMuPDF)            │
                                   │    PDF Signature Stamping      │
-                                  └───────────────────────────────┘
-</w:t>
+                                  └───────────────────────────────┘</w:t>
       </w:r>
     </w:p>
     <w:p/>
@@ -1550,8 +1542,7 @@
 ├── packages/
 │   ├── server/               (Backend — Express + Drizzle + Better Auth)
 │   └── web/                  (Frontend — React + Vite SPA)
-└── docs/                     (Project documentation)
-</w:t>
+└── docs/                     (Project documentation)</w:t>
       </w:r>
     </w:p>
     <w:p/>
@@ -2854,9 +2845,7 @@
     WORKFLOW ||--|{ WORKFLOW_STEP : "contains steps"
     KEYWORD_MAPPING }o--o{ APPROVAL : "guides stamping"
     ROLE ||--o{ USER : "assigned to"
-    DOCUMENT_CATEGORY ||--o{ DOCUMENT : "categorizes"
-    DOCUMENT ||--o| DEPARTMENT_REF : "belongs to"
-</w:t>
+    DOCUMENT_CATEGORY ||--o{ DOCUMENT : "categorizes"</w:t>
       </w:r>
     </w:p>
     <w:p/>
@@ -3604,7 +3593,7 @@
                 <w:sz w:val="20"/>
                 <w:szCs w:val="20"/>
               </w:rPr>
-              <w:t xml:space="preserve">`display_id`, `category`, `sub_category`, `branch`, `department`, `file_path`, `signed_file_path`, `status`</w:t>
+              <w:t xml:space="preserve">`display_id`, `category`, `branch`, `department`, `file_path`, `signed_file_path`, `status`</w:t>
             </w:r>
           </w:p>
         </w:tc>
@@ -3666,7 +3655,7 @@
                 <w:sz w:val="20"/>
                 <w:szCs w:val="20"/>
               </w:rPr>
-              <w:t xml:space="preserve">`category`, `sub_category`, `branch`</w:t>
+              <w:t xml:space="preserve">`category`, `branch`</w:t>
             </w:r>
           </w:p>
         </w:tc>
@@ -3728,7 +3717,7 @@
                 <w:sz w:val="20"/>
                 <w:szCs w:val="20"/>
               </w:rPr>
-              <w:t xml:space="preserve">`workflow_id`, `step_order`, `role_required`, `is_optional`, `is_dynamic_department`</w:t>
+              <w:t xml:space="preserve">`workflow_id`, `step_order`, `role_required`, `is_optional`</w:t>
             </w:r>
           </w:p>
         </w:tc>
@@ -3790,7 +3779,7 @@
                 <w:sz w:val="20"/>
                 <w:szCs w:val="20"/>
               </w:rPr>
-              <w:t xml:space="preserve">`document_id`, `step_order`, `role_required`, `assigned_user_id`, `status`, `target_department`</w:t>
+              <w:t xml:space="preserve">`document_id`, `step_order`, `role_required`, `assigned_user_id`, `status`</w:t>
             </w:r>
           </w:p>
         </w:tc>
@@ -3914,7 +3903,69 @@
                 <w:sz w:val="20"/>
                 <w:szCs w:val="20"/>
               </w:rPr>
-              <w:t xml:space="preserve">`category`, `sub_category`, `role`, `keyword`, `step_order`</w:t>
+              <w:t xml:space="preserve">`category`, `role`, `keyword`, `position_hint`</w:t>
+            </w:r>
+          </w:p>
+        </w:tc>
+      </w:tr>
+      <w:tr>
+        <w:tc>
+          <w:tcPr>
+            <w:tcW w:type="pct" w:w="33%"/>
+          </w:tcPr>
+          <w:p>
+            <w:pPr>
+              <w:spacing w:after="40" w:before="40"/>
+            </w:pPr>
+            <w:r>
+              <w:rPr>
+                <w:rFonts w:ascii="Calibri" w:cs="Calibri" w:eastAsia="Calibri" w:hAnsi="Calibri"/>
+                <w:b w:val="false"/>
+                <w:bCs w:val="false"/>
+                <w:sz w:val="20"/>
+                <w:szCs w:val="20"/>
+              </w:rPr>
+              <w:t xml:space="preserve">`document_template`</w:t>
+            </w:r>
+          </w:p>
+        </w:tc>
+        <w:tc>
+          <w:tcPr>
+            <w:tcW w:type="pct" w:w="33%"/>
+          </w:tcPr>
+          <w:p>
+            <w:pPr>
+              <w:spacing w:after="40" w:before="40"/>
+            </w:pPr>
+            <w:r>
+              <w:rPr>
+                <w:rFonts w:ascii="Calibri" w:cs="Calibri" w:eastAsia="Calibri" w:hAnsi="Calibri"/>
+                <w:b w:val="false"/>
+                <w:bCs w:val="false"/>
+                <w:sz w:val="20"/>
+                <w:szCs w:val="20"/>
+              </w:rPr>
+              <w:t xml:space="preserve">Base templates and mapping config for DocGen</w:t>
+            </w:r>
+          </w:p>
+        </w:tc>
+        <w:tc>
+          <w:tcPr>
+            <w:tcW w:type="pct" w:w="33%"/>
+          </w:tcPr>
+          <w:p>
+            <w:pPr>
+              <w:spacing w:after="40" w:before="40"/>
+            </w:pPr>
+            <w:r>
+              <w:rPr>
+                <w:rFonts w:ascii="Calibri" w:cs="Calibri" w:eastAsia="Calibri" w:hAnsi="Calibri"/>
+                <w:b w:val="false"/>
+                <w:bCs w:val="false"/>
+                <w:sz w:val="20"/>
+                <w:szCs w:val="20"/>
+              </w:rPr>
+              <w:t xml:space="preserve">`id`, `name`, `filePath`, `fieldsConfig`, `isActive`</w:t>
             </w:r>
           </w:p>
         </w:tc>
@@ -3948,8 +3999,7 @@
     PENDING --&gt; APPROVED : All Steps Approved
     PENDING --&gt; REJECTED : Any Step Rejected
     APPROVED --&gt; [*]
-    REJECTED --&gt; [*]
-</w:t>
+    REJECTED --&gt; [*]</w:t>
       </w:r>
     </w:p>
     <w:p/>
@@ -3979,8 +4029,7 @@
     [*] --&gt; PENDING : Created (first step)
     LOCKED --&gt; PENDING : Previous Step Approved
     PENDING --&gt; APPROVED : Approver Approves
-    PENDING --&gt; REJECTED : Approver Rejects
-</w:t>
+    PENDING --&gt; REJECTED : Approver Rejects</w:t>
       </w:r>
     </w:p>
     <w:p/>
@@ -4028,8 +4077,7 @@
           <w:sz w:val="22"/>
           <w:szCs w:val="22"/>
         </w:rPr>
-        <w:t xml:space="preserve">Purpose: Handles document upload, storage, retrieval, and lifecycle tracking.
-</w:t>
+        <w:t xml:space="preserve">Purpose: Handles document upload, storage, retrieval, and lifecycle tracking.</w:t>
       </w:r>
     </w:p>
     <w:p/>
@@ -4212,7 +4260,7 @@
                 <w:sz w:val="20"/>
                 <w:szCs w:val="20"/>
               </w:rPr>
-              <w:t xml:space="preserve">Category (PO/CA/PC/MM), Sub-Category (conditional), Branch (Astara/Pentacity), Department</w:t>
+              <w:t xml:space="preserve">Category (PO/CA/PC/MM), Branch (Astara/Pentacity), Department</w:t>
             </w:r>
           </w:p>
         </w:tc>
@@ -4398,8 +4446,7 @@
           <w:sz w:val="22"/>
           <w:szCs w:val="22"/>
         </w:rPr>
-        <w:t xml:space="preserve">Upload Flow:
-</w:t>
+        <w:t xml:space="preserve">Upload Flow:</w:t>
       </w:r>
     </w:p>
     <w:p/>
@@ -4414,7 +4461,7 @@
           <w:sz w:val="22"/>
           <w:szCs w:val="22"/>
         </w:rPr>
-        <w:t xml:space="preserve">1. User selects a PDF file (drag &amp; drop or browse)</w:t>
+        <w:t xml:space="preserve">1. User selects a PDF file (drag &amp; drop) OR chooses to "Generate from Template".</w:t>
       </w:r>
     </w:p>
     <w:p>
@@ -4428,7 +4475,7 @@
           <w:sz w:val="22"/>
           <w:szCs w:val="22"/>
         </w:rPr>
-        <w:t xml:space="preserve">2. User classifies: Category and Sub-Category (if applicable)</w:t>
+        <w:t xml:space="preserve">2. If using Template, user inputs mandatory fields mapped via fieldsConfig including a "Judul Dokumen" (Document Title). Auto-sum calculations apply for price_* keys into total_price dynamically.</w:t>
       </w:r>
     </w:p>
     <w:p>
@@ -4442,7 +4489,7 @@
           <w:sz w:val="22"/>
           <w:szCs w:val="22"/>
         </w:rPr>
-        <w:t xml:space="preserve">3. User selects: Branch and Department + optional Notes</w:t>
+        <w:t xml:space="preserve">3. User classifies: Category, Branch, Department + optional Notes</w:t>
       </w:r>
     </w:p>
     <w:p>
@@ -4470,7 +4517,7 @@
           <w:sz w:val="22"/>
           <w:szCs w:val="22"/>
         </w:rPr>
-        <w:t xml:space="preserve">4. System generates unique Display ID</w:t>
+        <w:t xml:space="preserve">5. System generates unique Display ID and (for templates) flat-merges variables using pdf-lib (falling back to Read-Only properties if PDF AST flatten fails).</w:t>
       </w:r>
     </w:p>
     <w:p>
@@ -4484,7 +4531,7 @@
           <w:sz w:val="22"/>
           <w:szCs w:val="22"/>
         </w:rPr>
-        <w:t xml:space="preserve">5. System stores file in pending/ directory</w:t>
+        <w:t xml:space="preserve">6. System stores file in pending/ directory with physical filename combining Template Name + Document Title.</w:t>
       </w:r>
     </w:p>
     <w:p>
@@ -4498,7 +4545,7 @@
           <w:sz w:val="22"/>
           <w:szCs w:val="22"/>
         </w:rPr>
-        <w:t xml:space="preserve">6. System creates approval chain based on matching workflow configuration</w:t>
+        <w:t xml:space="preserve">7. System creates approval chain based on matching workflow configuration</w:t>
       </w:r>
     </w:p>
     <w:p>
@@ -4512,7 +4559,7 @@
           <w:sz w:val="22"/>
           <w:szCs w:val="22"/>
         </w:rPr>
-        <w:t xml:space="preserve">7. First approval step activated (PENDING), others set to LOCKED</w:t>
+        <w:t xml:space="preserve">8. First approval step activated (PENDING), others set to LOCKED</w:t>
       </w:r>
     </w:p>
     <w:p/>
@@ -4550,8 +4597,7 @@
           <w:sz w:val="22"/>
           <w:szCs w:val="22"/>
         </w:rPr>
-        <w:t xml:space="preserve">Purpose: Manages the sequential, multi-step approval process for each document.
-</w:t>
+        <w:t xml:space="preserve">Purpose: Manages the sequential, multi-step approval process for each document.</w:t>
       </w:r>
     </w:p>
     <w:p/>
@@ -4576,7 +4622,7 @@
           <w:sz w:val="22"/>
           <w:szCs w:val="22"/>
         </w:rPr>
-        <w:t xml:space="preserve">• Workflows are defined per Category + Sub-Category + Branch combination</w:t>
+        <w:t xml:space="preserve">• Workflows are defined per Category + Branch combination</w:t>
       </w:r>
     </w:p>
     <w:p>
@@ -5011,8 +5057,7 @@
         <w:t xml:space="preserve">Step 1: Cost Control       ──▶ "Diperiksa oleh" keyword
 Step 2: Financial Controller ──▶ "Disetujui oleh" keyword  
 Step 3: Hotel Manager       ──▶ "Diketahui oleh" keyword
-Step 4: KIC                 ──▶ Final review
-</w:t>
+Step 4: KIC                 ──▶ Final review</w:t>
       </w:r>
     </w:p>
     <w:p/>
@@ -5050,8 +5095,7 @@
           <w:sz w:val="22"/>
           <w:szCs w:val="22"/>
         </w:rPr>
-        <w:t xml:space="preserve">Purpose: Automatically places a PNG signature image onto the PDF document at a keyword-detected position when an approver approves.
-</w:t>
+        <w:t xml:space="preserve">Purpose: Automatically places a PNG signature image onto the PDF document at a keyword-detected position when an approver approves.</w:t>
       </w:r>
     </w:p>
     <w:p/>
@@ -5202,7 +5246,7 @@
                 <w:sz w:val="20"/>
                 <w:szCs w:val="20"/>
               </w:rPr>
-              <w:t xml:space="preserve">Admin-defined rules: `Category + Sub-Category + Role (+ Step Order) → Keyword`</w:t>
+              <w:t xml:space="preserve">Admin-defined rules: `Category + Role → Keyword + Position Hint`</w:t>
             </w:r>
           </w:p>
         </w:tc>
@@ -5301,7 +5345,7 @@
           <w:sz w:val="22"/>
           <w:szCs w:val="22"/>
         </w:rPr>
-        <w:t xml:space="preserve">3. System looks up keyword mapping for (doc.category, doc.sub_category, step.role_required, step.step_order)</w:t>
+        <w:t xml:space="preserve">3. System looks up keyword mapping for (document.category, step.role_required)</w:t>
       </w:r>
     </w:p>
     <w:p>
@@ -5395,8 +5439,7 @@
           <w:sz w:val="22"/>
           <w:szCs w:val="22"/>
         </w:rPr>
-        <w:t xml:space="preserve">Each approval step builds on the previous signed output:
-</w:t>
+        <w:t xml:space="preserve">Each approval step builds on the previous signed output:</w:t>
       </w:r>
     </w:p>
     <w:p/>
@@ -5411,8 +5454,7 @@
           <w:sz w:val="18"/>
           <w:szCs w:val="18"/>
         </w:rPr>
-        <w:t xml:space="preserve">Original PDF → Step 1 signed → Step 2 signed → Step 3 signed → Final
-</w:t>
+        <w:t xml:space="preserve">Original PDF → Step 1 signed → Step 2 signed → Step 3 signed → Final</w:t>
       </w:r>
     </w:p>
     <w:p/>
@@ -5450,8 +5492,7 @@
           <w:sz w:val="22"/>
           <w:szCs w:val="22"/>
         </w:rPr>
-        <w:t xml:space="preserve">Purpose: Ensures approval workflows are not blocked when an approver is unavailable.
-</w:t>
+        <w:t xml:space="preserve">Purpose: Ensures approval workflows are not blocked when an approver is unavailable.</w:t>
       </w:r>
     </w:p>
     <w:p/>
@@ -5809,8 +5850,7 @@
           <w:sz w:val="22"/>
           <w:szCs w:val="22"/>
         </w:rPr>
-        <w:t xml:space="preserve">Purpose: Provides system configuration and user management capabilities exclusively to Admin users.
-</w:t>
+        <w:t xml:space="preserve">Purpose: Provides system configuration and user management capabilities exclusively to Admin users.</w:t>
       </w:r>
     </w:p>
     <w:p/>
@@ -6098,8 +6138,7 @@
           <w:sz w:val="22"/>
           <w:szCs w:val="22"/>
         </w:rPr>
-        <w:t xml:space="preserve">[!IMPORTANT]  
-</w:t>
+        <w:t xml:space="preserve">[!IMPORTANT]  </w:t>
       </w:r>
     </w:p>
     <w:p>
@@ -6115,8 +6154,7 @@
           <w:sz w:val="22"/>
           <w:szCs w:val="22"/>
         </w:rPr>
-        <w:t xml:space="preserve">Users cannot self-register. All accounts must be created by an Administrator.
-</w:t>
+        <w:t xml:space="preserve">Users cannot self-register. All accounts must be created by an Administrator.</w:t>
       </w:r>
     </w:p>
     <w:p/>
@@ -9805,8 +9843,7 @@
 │ - Account│                                             │
 │          │                                             │
 │ [«/»]    │                                             │
-└──────────┴─────────────────────────────────────────────┘
-</w:t>
+└──────────┴─────────────────────────────────────────────┘</w:t>
       </w:r>
     </w:p>
     <w:p/>
@@ -10341,8 +10378,7 @@
           <w:sz w:val="22"/>
           <w:szCs w:val="22"/>
         </w:rPr>
-        <w:t xml:space="preserve">Approval Chain Stepper Icons:
-</w:t>
+        <w:t xml:space="preserve">Approval Chain Stepper Icons:</w:t>
       </w:r>
     </w:p>
     <w:p/>
@@ -10884,7 +10920,7 @@
                 <w:sz w:val="20"/>
                 <w:szCs w:val="20"/>
               </w:rPr>
-              <w:t xml:space="preserve">Category selector, Sub-Category selector (conditional), Branch selector, Notes textarea</w:t>
+              <w:t xml:space="preserve">Category selector, Branch selector, Notes textarea</w:t>
             </w:r>
           </w:p>
         </w:tc>
@@ -10988,8 +11024,7 @@
           <w:sz w:val="22"/>
           <w:szCs w:val="22"/>
         </w:rPr>
-        <w:t xml:space="preserve">Base URL: http://localhost:3001/api
-</w:t>
+        <w:t xml:space="preserve">Base URL: http://localhost:3001/api</w:t>
       </w:r>
     </w:p>
     <w:p/>
@@ -11875,8 +11910,7 @@
           <w:sz w:val="22"/>
           <w:szCs w:val="22"/>
         </w:rPr>
-        <w:t xml:space="preserve">Action Request Body:
-</w:t>
+        <w:t xml:space="preserve">Action Request Body:</w:t>
       </w:r>
     </w:p>
     <w:p>
@@ -11890,8 +11924,7 @@
           <w:sz w:val="18"/>
           <w:szCs w:val="18"/>
         </w:rPr>
-        <w:t xml:space="preserve">{ "action": "approve" | "reject", "comment": "optional comment" }
-</w:t>
+        <w:t xml:space="preserve">{ "action": "approve" | "reject", "comment": "optional comment" }</w:t>
       </w:r>
     </w:p>
     <w:p/>
@@ -13831,8 +13864,7 @@
 │   │   └── {Branch}/     # e.g., /approved/Astara_Hotel/
 │   └── rejected/         # Rejected documents
 │       └── {Branch}/     # e.g., /rejected/Astara_Hotel/
-└── signatures/           # PNG signature images per user
-</w:t>
+└── signatures/           # PNG signature images per user</w:t>
       </w:r>
     </w:p>
     <w:p/>
@@ -14483,6 +14515,48 @@
           </w:p>
         </w:tc>
       </w:tr>
+      <w:tr>
+        <w:tc>
+          <w:tcPr>
+            <w:tcW w:type="pct" w:w="50%"/>
+          </w:tcPr>
+          <w:p>
+            <w:pPr>
+              <w:spacing w:after="40" w:before="40"/>
+            </w:pPr>
+            <w:r>
+              <w:rPr>
+                <w:rFonts w:ascii="Calibri" w:cs="Calibri" w:eastAsia="Calibri" w:hAnsi="Calibri"/>
+                <w:b w:val="false"/>
+                <w:bCs w:val="false"/>
+                <w:sz w:val="20"/>
+                <w:szCs w:val="20"/>
+              </w:rPr>
+              <w:t xml:space="preserve">BR-05b</w:t>
+            </w:r>
+          </w:p>
+        </w:tc>
+        <w:tc>
+          <w:tcPr>
+            <w:tcW w:type="pct" w:w="50%"/>
+          </w:tcPr>
+          <w:p>
+            <w:pPr>
+              <w:spacing w:after="40" w:before="40"/>
+            </w:pPr>
+            <w:r>
+              <w:rPr>
+                <w:rFonts w:ascii="Calibri" w:cs="Calibri" w:eastAsia="Calibri" w:hAnsi="Calibri"/>
+                <w:b w:val="false"/>
+                <w:bCs w:val="false"/>
+                <w:sz w:val="20"/>
+                <w:szCs w:val="20"/>
+              </w:rPr>
+              <w:t xml:space="preserve">Automatically generated template documents must supply a custom "Document Title", which is concatenated with the Template's name as the final display and file identifier.</w:t>
+            </w:r>
+          </w:p>
+        </w:tc>
+      </w:tr>
     </w:tbl>
     <w:p/>
     <w:p/>
@@ -15917,48 +15991,6 @@
                 <w:szCs w:val="20"/>
               </w:rPr>
               <w:t xml:space="preserve">Process management</w:t>
-            </w:r>
-          </w:p>
-        </w:tc>
-        <w:tc>
-          <w:tcPr>
-            <w:tcW w:type="pct" w:w="50%"/>
-          </w:tcPr>
-          <w:p>
-            <w:pPr>
-              <w:spacing w:after="40" w:before="40"/>
-            </w:pPr>
-            <w:r>
-              <w:rPr>
-                <w:rFonts w:ascii="Calibri" w:cs="Calibri" w:eastAsia="Calibri" w:hAnsi="Calibri"/>
-                <w:b w:val="false"/>
-                <w:bCs w:val="false"/>
-                <w:sz w:val="20"/>
-                <w:szCs w:val="20"/>
-              </w:rPr>
-              <w:t xml:space="preserve">Managed via PM2 with auto-startup configured for Windows</w:t>
-            </w:r>
-          </w:p>
-        </w:tc>
-      </w:tr>
-      <w:tr>
-        <w:tc>
-          <w:tcPr>
-            <w:tcW w:type="pct" w:w="50%"/>
-          </w:tcPr>
-          <w:p>
-            <w:pPr>
-              <w:spacing w:after="40" w:before="40"/>
-            </w:pPr>
-            <w:r>
-              <w:rPr>
-                <w:rFonts w:ascii="Calibri" w:cs="Calibri" w:eastAsia="Calibri" w:hAnsi="Calibri"/>
-                <w:b w:val="false"/>
-                <w:bCs w:val="false"/>
-                <w:sz w:val="20"/>
-                <w:szCs w:val="20"/>
-              </w:rPr>
-              <w:t xml:space="preserve">Development mode</w:t>
             </w:r>
           </w:p>
         </w:tc>
@@ -16837,8 +16869,7 @@
           <w:sz w:val="22"/>
           <w:szCs w:val="22"/>
         </w:rPr>
-        <w:t xml:space="preserve">Related Documentation:
-</w:t>
+        <w:t xml:space="preserve">Related Documentation:</w:t>
       </w:r>
     </w:p>
     <w:p>
@@ -16854,8 +16885,7 @@
           <w:sz w:val="22"/>
           <w:szCs w:val="22"/>
         </w:rPr>
-        <w:t xml:space="preserve">- [Product Requirements Document (PRD)](./PRD.md) — Business objectives and functional requirements
-</w:t>
+        <w:t xml:space="preserve">- [Product Requirements Document (PRD)](./PRD.md) — Business objectives and functional requirements</w:t>
       </w:r>
     </w:p>
     <w:p>
@@ -16871,8 +16901,7 @@
           <w:sz w:val="22"/>
           <w:szCs w:val="22"/>
         </w:rPr>
-        <w:t xml:space="preserve">- [Master Documentation](./MASTER_DOCUMENTATION.md) — Full technical architecture and configuration reference
-</w:t>
+        <w:t xml:space="preserve">- [Master Documentation](./MASTER_DOCUMENTATION.md) — Full technical architecture and configuration reference</w:t>
       </w:r>
     </w:p>
     <w:p>
@@ -16888,8 +16917,7 @@
           <w:sz w:val="22"/>
           <w:szCs w:val="22"/>
         </w:rPr>
-        <w:t xml:space="preserve">- [User Guide (Panduan Penggunaan)](./PANDUAN_PENGGUNAAN.md) — End-user instructions for all features
-</w:t>
+        <w:t xml:space="preserve">- [User Guide (Panduan Penggunaan)](./PANDUAN_PENGGUNAAN.md) — End-user instructions for all features</w:t>
       </w:r>
     </w:p>
     <w:p/>
